--- a/owasp-al infinito y mas alla del bearer token/clase_tokens_seguridad.docx
+++ b/owasp-al infinito y mas alla del bearer token/clase_tokens_seguridad.docx
@@ -82,13 +82,9 @@
       </w:r>
     </w:p>
     <w:p>
-      <w:r>
-        <w:rPr>
-          <w:b w:val="0"/>
-          <w:i w:val="0"/>
-        </w:rPr>
-        <w:t xml:space="preserve">0. </w:t>
-      </w:r>
+      <w:pPr>
+        <w:pStyle w:val="ListNumber"/>
+      </w:pPr>
       <w:r>
         <w:rPr>
           <w:b w:val="0"/>
@@ -98,13 +94,9 @@
       </w:r>
     </w:p>
     <w:p>
-      <w:r>
-        <w:rPr>
-          <w:b w:val="0"/>
-          <w:i w:val="0"/>
-        </w:rPr>
-        <w:t xml:space="preserve">1. </w:t>
-      </w:r>
+      <w:pPr>
+        <w:pStyle w:val="ListNumber"/>
+      </w:pPr>
       <w:r>
         <w:rPr>
           <w:b w:val="0"/>
@@ -114,13 +106,9 @@
       </w:r>
     </w:p>
     <w:p>
-      <w:r>
-        <w:rPr>
-          <w:b w:val="0"/>
-          <w:i w:val="0"/>
-        </w:rPr>
-        <w:t xml:space="preserve">2. </w:t>
-      </w:r>
+      <w:pPr>
+        <w:pStyle w:val="ListNumber"/>
+      </w:pPr>
       <w:r>
         <w:rPr>
           <w:b w:val="0"/>
@@ -130,13 +118,9 @@
       </w:r>
     </w:p>
     <w:p>
-      <w:r>
-        <w:rPr>
-          <w:b w:val="0"/>
-          <w:i w:val="0"/>
-        </w:rPr>
-        <w:t xml:space="preserve">3. </w:t>
-      </w:r>
+      <w:pPr>
+        <w:pStyle w:val="ListNumber"/>
+      </w:pPr>
       <w:r>
         <w:rPr>
           <w:b w:val="0"/>
@@ -146,13 +130,9 @@
       </w:r>
     </w:p>
     <w:p>
-      <w:r>
-        <w:rPr>
-          <w:b w:val="0"/>
-          <w:i w:val="0"/>
-        </w:rPr>
-        <w:t xml:space="preserve">4. </w:t>
-      </w:r>
+      <w:pPr>
+        <w:pStyle w:val="ListNumber"/>
+      </w:pPr>
       <w:r>
         <w:rPr>
           <w:b w:val="0"/>
@@ -171,13 +151,9 @@
       </w:r>
     </w:p>
     <w:p>
-      <w:r>
-        <w:rPr>
-          <w:b w:val="0"/>
-          <w:i w:val="0"/>
-        </w:rPr>
-        <w:t xml:space="preserve">5. </w:t>
-      </w:r>
+      <w:pPr>
+        <w:pStyle w:val="ListNumber"/>
+      </w:pPr>
       <w:r>
         <w:rPr>
           <w:b w:val="0"/>
@@ -187,13 +163,9 @@
       </w:r>
     </w:p>
     <w:p>
-      <w:r>
-        <w:rPr>
-          <w:b w:val="0"/>
-          <w:i w:val="0"/>
-        </w:rPr>
-        <w:t xml:space="preserve">6. </w:t>
-      </w:r>
+      <w:pPr>
+        <w:pStyle w:val="ListNumber"/>
+      </w:pPr>
       <w:r>
         <w:rPr>
           <w:b w:val="0"/>
@@ -203,13 +175,9 @@
       </w:r>
     </w:p>
     <w:p>
-      <w:r>
-        <w:rPr>
-          <w:b w:val="0"/>
-          <w:i w:val="0"/>
-        </w:rPr>
-        <w:t xml:space="preserve">7. </w:t>
-      </w:r>
+      <w:pPr>
+        <w:pStyle w:val="ListNumber"/>
+      </w:pPr>
       <w:r>
         <w:rPr>
           <w:b w:val="0"/>
@@ -219,13 +187,9 @@
       </w:r>
     </w:p>
     <w:p>
-      <w:r>
-        <w:rPr>
-          <w:b w:val="0"/>
-          <w:i w:val="0"/>
-        </w:rPr>
-        <w:t xml:space="preserve">8. </w:t>
-      </w:r>
+      <w:pPr>
+        <w:pStyle w:val="ListNumber"/>
+      </w:pPr>
       <w:r>
         <w:rPr>
           <w:b w:val="0"/>
@@ -268,13 +232,9 @@
       </w:r>
     </w:p>
     <w:p>
-      <w:r>
-        <w:rPr>
-          <w:b w:val="0"/>
-          <w:i w:val="0"/>
-        </w:rPr>
-        <w:t xml:space="preserve">1. </w:t>
-      </w:r>
+      <w:pPr>
+        <w:pStyle w:val="ListNumber"/>
+      </w:pPr>
       <w:r>
         <w:rPr>
           <w:b/>
@@ -291,13 +251,9 @@
       </w:r>
     </w:p>
     <w:p>
-      <w:r>
-        <w:rPr>
-          <w:b w:val="0"/>
-          <w:i w:val="0"/>
-        </w:rPr>
-        <w:t xml:space="preserve">2. </w:t>
-      </w:r>
+      <w:pPr>
+        <w:pStyle w:val="ListNumber"/>
+      </w:pPr>
       <w:r>
         <w:rPr>
           <w:b/>
@@ -314,13 +270,9 @@
       </w:r>
     </w:p>
     <w:p>
-      <w:r>
-        <w:rPr>
-          <w:b w:val="0"/>
-          <w:i w:val="0"/>
-        </w:rPr>
-        <w:t xml:space="preserve">3. </w:t>
-      </w:r>
+      <w:pPr>
+        <w:pStyle w:val="ListNumber"/>
+      </w:pPr>
       <w:r>
         <w:rPr>
           <w:b/>
@@ -337,13 +289,9 @@
       </w:r>
     </w:p>
     <w:p>
-      <w:r>
-        <w:rPr>
-          <w:b w:val="0"/>
-          <w:i w:val="0"/>
-        </w:rPr>
-        <w:t xml:space="preserve">4. </w:t>
-      </w:r>
+      <w:pPr>
+        <w:pStyle w:val="ListNumber"/>
+      </w:pPr>
       <w:r>
         <w:rPr>
           <w:b/>
@@ -374,13 +322,9 @@
       </w:r>
     </w:p>
     <w:p>
-      <w:r>
-        <w:rPr>
-          <w:b w:val="0"/>
-          <w:i w:val="0"/>
-        </w:rPr>
-        <w:t xml:space="preserve">5. </w:t>
-      </w:r>
+      <w:pPr>
+        <w:pStyle w:val="ListNumber"/>
+      </w:pPr>
       <w:r>
         <w:rPr>
           <w:b/>
@@ -1605,7 +1549,7 @@
           <w:b w:val="0"/>
           <w:i w:val="0"/>
         </w:rPr>
-        <w:t xml:space="preserve"> cada estilo tiene su clase de falla: sobre-fetch y query depth en GraphQL; métodos y enums por defecto en gRPC; XML y firma en SOAP; canales persistentes y autorización por mensaje en WebSocket; SSRF y firmas de webhook.</w:t>
+        <w:t xml:space="preserve"> cada estilo tiene su clase de riesgo: sobre-fetch y query depth en GraphQL; métodos y enums por defecto en gRPC; XML y firma en SOAP; canales persistentes y autorización por mensaje en WebSocket; SSRF y firmas de webhook.</w:t>
       </w:r>
     </w:p>
     <w:p>
@@ -6011,13 +5955,9 @@
       </w:r>
     </w:p>
     <w:p>
-      <w:r>
-        <w:rPr>
-          <w:b w:val="0"/>
-          <w:i w:val="0"/>
-        </w:rPr>
-        <w:t xml:space="preserve">1. </w:t>
-      </w:r>
+      <w:pPr>
+        <w:pStyle w:val="ListNumber"/>
+      </w:pPr>
       <w:r>
         <w:rPr>
           <w:b/>
@@ -6034,13 +5974,9 @@
       </w:r>
     </w:p>
     <w:p>
-      <w:r>
-        <w:rPr>
-          <w:b w:val="0"/>
-          <w:i w:val="0"/>
-        </w:rPr>
-        <w:t xml:space="preserve">2. </w:t>
-      </w:r>
+      <w:pPr>
+        <w:pStyle w:val="ListNumber"/>
+      </w:pPr>
       <w:r>
         <w:rPr>
           <w:b/>
@@ -6057,13 +5993,9 @@
       </w:r>
     </w:p>
     <w:p>
-      <w:r>
-        <w:rPr>
-          <w:b w:val="0"/>
-          <w:i w:val="0"/>
-        </w:rPr>
-        <w:t xml:space="preserve">3. </w:t>
-      </w:r>
+      <w:pPr>
+        <w:pStyle w:val="ListNumber"/>
+      </w:pPr>
       <w:r>
         <w:rPr>
           <w:b/>
@@ -6080,13 +6012,9 @@
       </w:r>
     </w:p>
     <w:p>
-      <w:r>
-        <w:rPr>
-          <w:b w:val="0"/>
-          <w:i w:val="0"/>
-        </w:rPr>
-        <w:t xml:space="preserve">4. </w:t>
-      </w:r>
+      <w:pPr>
+        <w:pStyle w:val="ListNumber"/>
+      </w:pPr>
       <w:r>
         <w:rPr>
           <w:b/>
@@ -6103,13 +6031,9 @@
       </w:r>
     </w:p>
     <w:p>
-      <w:r>
-        <w:rPr>
-          <w:b w:val="0"/>
-          <w:i w:val="0"/>
-        </w:rPr>
-        <w:t xml:space="preserve">5. </w:t>
-      </w:r>
+      <w:pPr>
+        <w:pStyle w:val="ListNumber"/>
+      </w:pPr>
       <w:r>
         <w:rPr>
           <w:b/>
@@ -6166,7 +6090,7 @@
           <w:b w:val="0"/>
           <w:i w:val="0"/>
         </w:rPr>
-        <w:t xml:space="preserve"> cuando decimos "API". No todas se parecen, y cada familia trae su propia clase de falla. Esta sección clasifica las APIs por cinco ejes: estilo, consumidor, despliegue, contrato y tipo de dato. Sirve como índice mental para elegir qué mirar en cada caso.</w:t>
+        <w:t xml:space="preserve"> cuando decimos "API". No todas se parecen, y cada familia trae su propia clase de riesgo. Esta sección clasifica las APIs por cinco ejes: estilo, consumidor, despliegue, contrato y tipo de dato. Sirve como índice mental para elegir qué mirar en cada caso.</w:t>
       </w:r>
     </w:p>
     <w:p>
@@ -15012,12 +14936,15 @@
       </w:r>
     </w:p>
     <w:p>
-      <w:r>
-        <w:rPr>
-          <w:b w:val="0"/>
-          <w:i w:val="0"/>
-        </w:rPr>
-        <w:t xml:space="preserve">1. Mostrá la </w:t>
+      <w:pPr>
+        <w:pStyle w:val="ListNumber"/>
+      </w:pPr>
+      <w:r>
+        <w:rPr>
+          <w:b w:val="0"/>
+          <w:i w:val="0"/>
+        </w:rPr>
+        <w:t xml:space="preserve">Mostrá la </w:t>
       </w:r>
       <w:r>
         <w:rPr>
@@ -15058,12 +14985,15 @@
       </w:r>
     </w:p>
     <w:p>
-      <w:r>
-        <w:rPr>
-          <w:b w:val="0"/>
-          <w:i w:val="0"/>
-        </w:rPr>
-        <w:t xml:space="preserve">2. En </w:t>
+      <w:pPr>
+        <w:pStyle w:val="ListNumber"/>
+      </w:pPr>
+      <w:r>
+        <w:rPr>
+          <w:b w:val="0"/>
+          <w:i w:val="0"/>
+        </w:rPr>
+        <w:t xml:space="preserve">En </w:t>
       </w:r>
       <w:r>
         <w:rPr>
@@ -15125,12 +15055,15 @@
       </w:r>
     </w:p>
     <w:p>
-      <w:r>
-        <w:rPr>
-          <w:b w:val="0"/>
-          <w:i w:val="0"/>
-        </w:rPr>
-        <w:t xml:space="preserve">3. Decodificá </w:t>
+      <w:pPr>
+        <w:pStyle w:val="ListNumber"/>
+      </w:pPr>
+      <w:r>
+        <w:rPr>
+          <w:b w:val="0"/>
+          <w:i w:val="0"/>
+        </w:rPr>
+        <w:t xml:space="preserve">Decodificá </w:t>
       </w:r>
       <w:r>
         <w:rPr>
@@ -15228,21 +15161,27 @@
       </w:r>
     </w:p>
     <w:p>
-      <w:r>
-        <w:rPr>
-          <w:b w:val="0"/>
-          <w:i w:val="0"/>
-        </w:rPr>
-        <w:t>4. Cerrá sesión y explicá por qué ese cierre debe invalidar los artefactos.</w:t>
-      </w:r>
-    </w:p>
-    <w:p>
-      <w:r>
-        <w:rPr>
-          <w:b w:val="0"/>
-          <w:i w:val="0"/>
-        </w:rPr>
-        <w:t xml:space="preserve">5. Frase: </w:t>
+      <w:pPr>
+        <w:pStyle w:val="ListNumber"/>
+      </w:pPr>
+      <w:r>
+        <w:rPr>
+          <w:b w:val="0"/>
+          <w:i w:val="0"/>
+        </w:rPr>
+        <w:t>Cerrá sesión y explicá por qué ese cierre debe invalidar los artefactos.</w:t>
+      </w:r>
+    </w:p>
+    <w:p>
+      <w:pPr>
+        <w:pStyle w:val="ListNumber"/>
+      </w:pPr>
+      <w:r>
+        <w:rPr>
+          <w:b w:val="0"/>
+          <w:i w:val="0"/>
+        </w:rPr>
+        <w:t xml:space="preserve">Frase: </w:t>
       </w:r>
       <w:r>
         <w:rPr>
@@ -22855,7 +22794,7 @@
             <w:color w:val="0563C1"/>
             <w:u w:val="single"/>
           </w:rPr>
-          <w:t xml:space="preserve">Cloudflare/Okta 2022</w:t>
+          <w:t xml:space="preserve">Cloudflare/Okta 2023</w:t>
         </w:r>
       </w:hyperlink>
       <w:r>
@@ -22866,6 +22805,22 @@
         <w:t xml:space="preserve"> · </w:t>
       </w:r>
       <w:hyperlink r:id="rId48">
+        <w:r>
+          <w:rPr>
+            <w:color w:val="0563C1"/>
+            <w:u w:val="single"/>
+          </w:rPr>
+          <w:t xml:space="preserve">Okta 2022 (sin impacto en Cloudflare)</w:t>
+        </w:r>
+      </w:hyperlink>
+      <w:r>
+        <w:rPr>
+          <w:b w:val="0"/>
+          <w:i w:val="0"/>
+        </w:rPr>
+        <w:t xml:space="preserve"> · </w:t>
+      </w:r>
+      <w:hyperlink r:id="rId49">
         <w:r>
           <w:rPr>
             <w:color w:val="0563C1"/>
@@ -22897,7 +22852,7 @@
         </w:rPr>
         <w:t xml:space="preserve"> · </w:t>
       </w:r>
-      <w:hyperlink r:id="rId49">
+      <w:hyperlink r:id="rId50">
         <w:r>
           <w:rPr>
             <w:color w:val="0563C1"/>
@@ -22938,7 +22893,7 @@
         </w:rPr>
         <w:t xml:space="preserve"> · </w:t>
       </w:r>
-      <w:hyperlink r:id="rId50">
+      <w:hyperlink r:id="rId51">
         <w:r>
           <w:rPr>
             <w:color w:val="0563C1"/>
